--- a/modules/dnp3_module.docx
+++ b/modules/dnp3_module.docx
@@ -4710,7 +4710,7 @@
         <w:t xml:space="preserve"> </w:t>
       </w:r>
       <w:r>
-        <w:t xml:space="preserve">Detection nuance: the obvious rule — alarm when a control’s source IP isn’t the master — fires here only because the attacker kept his real IP (10.20.0.66) while forging just the DNP3 link address. A smarter attacker spoofs the master’s IP or hijacks its TCP session and evades it. See</w:t>
+        <w:t xml:space="preserve">Detection nuance: the obvious rule — alarm when a control’s source IP isn’t the master — fires here only because the attacker kept its real IP (10.20.0.66) while forging just the DNP3 link address. A smarter attacker spoofs the master’s IP or hijacks its TCP session and evades it. See</w:t>
       </w:r>
       <w:r>
         <w:t xml:space="preserve"> </w:t>
@@ -4935,7 +4935,7 @@
         <w:t xml:space="preserve"> </w:t>
       </w:r>
       <w:r>
-        <w:t xml:space="preserve">A restart is a denial-of-availability weapon in OT: while the RTU reboots, operators are blind and cannot control the site. No credentials were needed.</w:t>
+        <w:t xml:space="preserve">A restart is a denial-of-availability weapon in OT: while the RTU reboots, operators lose visibility and cannot control the site. No credentials were needed.</w:t>
       </w:r>
     </w:p>
     <w:p>
@@ -5627,7 +5627,7 @@
         <w:t xml:space="preserve"> </w:t>
       </w:r>
       <w:r>
-        <w:t xml:space="preserve">COLD RESTART (and its warm variant) will reboot an outstation on command, blinding operators to the site during recovery (frames 31–33). Combined with spoofing, it is a remote denial-of-control.</w:t>
+        <w:t xml:space="preserve">COLD RESTART (and its warm variant) will reboot an outstation on command, denying operators visibility of the site during recovery (frames 31–33). Combined with spoofing, it is a remote denial-of-control.</w:t>
       </w:r>
     </w:p>
     <w:p>
@@ -5865,7 +5865,7 @@
         <w:t xml:space="preserve"> </w:t>
       </w:r>
       <w:r>
-        <w:t xml:space="preserve">address (writing the master’s 100) and left his real IP (10.20.0.66) untouched — so source_h still reads 10.20.0.66 and the alert happens to fire.</w:t>
+        <w:t xml:space="preserve">address (writing the master’s 100) and left its real IP (10.20.0.66) untouched — so source_h still reads 10.20.0.66 and the alert happens to fire.</w:t>
       </w:r>
     </w:p>
     <w:p>
@@ -5973,13 +5973,13 @@
       </w:r>
     </w:p>
     <w:bookmarkEnd w:id="50"/>
-    <w:bookmarkStart w:id="51" w:name="X8f3dd6c97436a28181b6b5924c37554c1a4284b"/>
+    <w:bookmarkStart w:id="51" w:name="X7781c4683c8ce62d0c557dfbff950279d979c70"/>
     <w:p>
       <w:pPr>
         <w:pStyle w:val="Heading3"/>
       </w:pPr>
       <w:r>
-        <w:t xml:space="preserve">When you encrypt, you blind your network sensor</w:t>
+        <w:t xml:space="preserve">When you encrypt, your network sensor goes dark</w:t>
       </w:r>
     </w:p>
     <w:p>
@@ -6016,7 +6016,7 @@
         <w:t xml:space="preserve"> </w:t>
       </w:r>
       <w:r>
-        <w:t xml:space="preserve">blind ICSNPP; only the transport-encryption controls do.</w:t>
+        <w:t xml:space="preserve">take ICSNPP dark; only the transport-encryption controls do.</w:t>
       </w:r>
     </w:p>
     <w:p>
@@ -6474,7 +6474,7 @@
         <w:t xml:space="preserve"> </w:t>
       </w:r>
       <w:r>
-        <w:t xml:space="preserve">whose source_h is 10.20.0.66. But note that works here only because the attacker kept his real IP while forging the DNP3 link address; a smarter attacker who also spoofs the master’s IP (or hijacks its TCP session) defeats a source-IP rule. The durable detection keys on an invariant — a control with no preceding SELECT, from an unexpected session, or off the master’s baseline cadence (see</w:t>
+        <w:t xml:space="preserve">whose source_h is 10.20.0.66. But note that works here only because the attacker kept its real IP while forging the DNP3 link address; a smarter attacker who also spoofs the master’s IP (or hijacks its TCP session) defeats a source-IP rule. The durable detection keys on an invariant — a control with no preceding SELECT, from an unexpected session, or off the master’s baseline cadence (see</w:t>
       </w:r>
       <w:r>
         <w:t xml:space="preserve"> </w:t>

--- a/modules/dnp3_module.docx
+++ b/modules/dnp3_module.docx
@@ -6238,6 +6238,191 @@
         <w:t xml:space="preserve">The Docker lab ships a small Python DNP3 outstation and master so you can generate your own traffic, plus tcpreplay to replay this capture and Zeek + the CISA ICSNPP DNP3 parser to turn packets into readable logs. Start with the provided pcap in Wireshark, then reproduce it live.</w:t>
       </w:r>
     </w:p>
+    <w:p>
+      <w:pPr>
+        <w:pStyle w:val="BodyText"/>
+      </w:pPr>
+      <w:r>
+        <w:rPr>
+          <w:bCs/>
+          <w:b/>
+        </w:rPr>
+        <w:t xml:space="preserve">How to run these exercises.</w:t>
+      </w:r>
+      <w:r>
+        <w:t xml:space="preserve"> </w:t>
+      </w:r>
+      <w:r>
+        <w:t xml:space="preserve">Each one is written as</w:t>
+      </w:r>
+      <w:r>
+        <w:t xml:space="preserve"> </w:t>
+      </w:r>
+      <w:r>
+        <w:rPr>
+          <w:bCs/>
+          <w:b/>
+        </w:rPr>
+        <w:t xml:space="preserve">Read</w:t>
+      </w:r>
+      <w:r>
+        <w:t xml:space="preserve"> </w:t>
+      </w:r>
+      <w:r>
+        <w:t xml:space="preserve">(why),</w:t>
+      </w:r>
+      <w:r>
+        <w:t xml:space="preserve"> </w:t>
+      </w:r>
+      <w:r>
+        <w:rPr>
+          <w:bCs/>
+          <w:b/>
+        </w:rPr>
+        <w:t xml:space="preserve">Do · Type</w:t>
+      </w:r>
+      <w:r>
+        <w:t xml:space="preserve"> </w:t>
+      </w:r>
+      <w:r>
+        <w:t xml:space="preserve">or</w:t>
+      </w:r>
+      <w:r>
+        <w:t xml:space="preserve"> </w:t>
+      </w:r>
+      <w:r>
+        <w:rPr>
+          <w:bCs/>
+          <w:b/>
+        </w:rPr>
+        <w:t xml:space="preserve">Do · Click</w:t>
+      </w:r>
+      <w:r>
+        <w:t xml:space="preserve"> </w:t>
+      </w:r>
+      <w:r>
+        <w:t xml:space="preserve">(exactly one action), and</w:t>
+      </w:r>
+      <w:r>
+        <w:t xml:space="preserve"> </w:t>
+      </w:r>
+      <w:r>
+        <w:rPr>
+          <w:bCs/>
+          <w:b/>
+        </w:rPr>
+        <w:t xml:space="preserve">Check</w:t>
+      </w:r>
+      <w:r>
+        <w:t xml:space="preserve"> </w:t>
+      </w:r>
+      <w:r>
+        <w:t xml:space="preserve">(what you should see). Terminal commands sit in a code block — copy them with the</w:t>
+      </w:r>
+      <w:r>
+        <w:t xml:space="preserve"> </w:t>
+      </w:r>
+      <w:r>
+        <w:rPr>
+          <w:bCs/>
+          <w:b/>
+        </w:rPr>
+        <w:t xml:space="preserve">Copy</w:t>
+      </w:r>
+      <w:r>
+        <w:t xml:space="preserve"> </w:t>
+      </w:r>
+      <w:r>
+        <w:t xml:space="preserve">button or</w:t>
+      </w:r>
+      <w:r>
+        <w:t xml:space="preserve"> </w:t>
+      </w:r>
+      <w:r>
+        <w:rPr>
+          <w:bCs/>
+          <w:b/>
+        </w:rPr>
+        <w:t xml:space="preserve">Ctrl/Cmd+Shift+V</w:t>
+      </w:r>
+      <w:r>
+        <w:t xml:space="preserve"> </w:t>
+      </w:r>
+      <w:r>
+        <w:t xml:space="preserve">(the paste-backup), never by re-typing. Where a command already has a lab-runner token you can</w:t>
+      </w:r>
+      <w:r>
+        <w:t xml:space="preserve"> </w:t>
+      </w:r>
+      <w:r>
+        <w:rPr>
+          <w:rStyle w:val="VerbatimChar"/>
+        </w:rPr>
+        <w:t xml:space="preserve">lab &lt;token&gt;</w:t>
+      </w:r>
+      <w:r>
+        <w:t xml:space="preserve"> </w:t>
+      </w:r>
+      <w:r>
+        <w:t xml:space="preserve">instead of copying. The analysis desktop opens on port</w:t>
+      </w:r>
+      <w:r>
+        <w:t xml:space="preserve"> </w:t>
+      </w:r>
+      <w:r>
+        <w:rPr>
+          <w:bCs/>
+          <w:b/>
+        </w:rPr>
+        <w:t xml:space="preserve">:6080</w:t>
+      </w:r>
+      <w:r>
+        <w:t xml:space="preserve"> </w:t>
+      </w:r>
+      <w:r>
+        <w:t xml:space="preserve">straight to the desktop with</w:t>
+      </w:r>
+      <w:r>
+        <w:t xml:space="preserve"> </w:t>
+      </w:r>
+      <w:r>
+        <w:rPr>
+          <w:bCs/>
+          <w:b/>
+        </w:rPr>
+        <w:t xml:space="preserve">no password</w:t>
+      </w:r>
+      <w:r>
+        <w:t xml:space="preserve">, and Wireshark is already capturing on</w:t>
+      </w:r>
+      <w:r>
+        <w:t xml:space="preserve"> </w:t>
+      </w:r>
+      <w:r>
+        <w:rPr>
+          <w:rStyle w:val="VerbatimChar"/>
+        </w:rPr>
+        <w:t xml:space="preserve">lo</w:t>
+      </w:r>
+      <w:r>
+        <w:t xml:space="preserve"> </w:t>
+      </w:r>
+      <w:r>
+        <w:t xml:space="preserve">(if a VNC prompt ever appears, it’s</w:t>
+      </w:r>
+      <w:r>
+        <w:t xml:space="preserve"> </w:t>
+      </w:r>
+      <w:r>
+        <w:rPr>
+          <w:rStyle w:val="VerbatimChar"/>
+        </w:rPr>
+        <w:t xml:space="preserve">vscode</w:t>
+      </w:r>
+      <w:r>
+        <w:t xml:space="preserve">).</w:t>
+      </w:r>
+    </w:p>
     <w:bookmarkStart w:id="54" w:name="exercise-1.-find-the-control-lifecycle"/>
     <w:p>
       <w:pPr>
@@ -6256,7 +6441,30 @@
         <w:pStyle w:val="Compact"/>
       </w:pPr>
       <w:r>
-        <w:t xml:space="preserve">Open dnp3_substation.pcap in Wireshark.</w:t>
+        <w:rPr>
+          <w:bCs/>
+          <w:b/>
+        </w:rPr>
+        <w:t xml:space="preserve">Read.</w:t>
+      </w:r>
+      <w:r>
+        <w:t xml:space="preserve"> </w:t>
+      </w:r>
+      <w:r>
+        <w:t xml:space="preserve">DNP3 moves physical equipment with just three application function codes — SELECT (3), OPERATE (4), and DIRECT OPERATE (5). A legitimate control is</w:t>
+      </w:r>
+      <w:r>
+        <w:t xml:space="preserve"> </w:t>
+      </w:r>
+      <w:r>
+        <w:rPr>
+          <w:iCs/>
+          <w:i/>
+        </w:rPr>
+        <w:t xml:space="preserve">supervised</w:t>
+      </w:r>
+      <w:r>
+        <w:t xml:space="preserve">: a SELECT arms the point, then a matching OPERATE fires it. A lone DIRECT OPERATE skips that interlock. Isolating those three codes turns a 37-frame capture into the short list of frames that can actually throw a breaker.</w:t>
       </w:r>
     </w:p>
     <w:p>
@@ -6268,7 +6476,42 @@
         <w:pStyle w:val="Compact"/>
       </w:pPr>
       <w:r>
-        <w:t xml:space="preserve">Apply the display filter dnp3.al.func in {3,4,5} to isolate every control.</w:t>
+        <w:rPr>
+          <w:bCs/>
+          <w:b/>
+        </w:rPr>
+        <w:t xml:space="preserve">Do · Click</w:t>
+      </w:r>
+      <w:r>
+        <w:t xml:space="preserve"> </w:t>
+      </w:r>
+      <w:r>
+        <w:t xml:space="preserve">— In the noVNC desktop, open Wireshark and choose</w:t>
+      </w:r>
+      <w:r>
+        <w:t xml:space="preserve"> </w:t>
+      </w:r>
+      <w:r>
+        <w:rPr>
+          <w:bCs/>
+          <w:b/>
+        </w:rPr>
+        <w:t xml:space="preserve">File ▸ Open</w:t>
+      </w:r>
+      <w:r>
+        <w:t xml:space="preserve">, then select</w:t>
+      </w:r>
+      <w:r>
+        <w:t xml:space="preserve"> </w:t>
+      </w:r>
+      <w:r>
+        <w:rPr>
+          <w:rStyle w:val="VerbatimChar"/>
+        </w:rPr>
+        <w:t xml:space="preserve">pcaps/dnp3_substation.pcap</w:t>
+      </w:r>
+      <w:r>
+        <w:t xml:space="preserve">.</w:t>
       </w:r>
     </w:p>
     <w:p>
@@ -6280,7 +6523,103 @@
         <w:pStyle w:val="Compact"/>
       </w:pPr>
       <w:r>
-        <w:t xml:space="preserve">Identify the legitimate SELECT→OPERATE pair and the rogue DIRECT OPERATE.</w:t>
+        <w:rPr>
+          <w:bCs/>
+          <w:b/>
+        </w:rPr>
+        <w:t xml:space="preserve">Check —</w:t>
+      </w:r>
+      <w:r>
+        <w:t xml:space="preserve"> </w:t>
+      </w:r>
+      <w:r>
+        <w:t xml:space="preserve">the packet list fills with 37 frames and the title bar shows</w:t>
+      </w:r>
+      <w:r>
+        <w:t xml:space="preserve"> </w:t>
+      </w:r>
+      <w:r>
+        <w:rPr>
+          <w:rStyle w:val="VerbatimChar"/>
+        </w:rPr>
+        <w:t xml:space="preserve">dnp3_substation.pcap</w:t>
+      </w:r>
+      <w:r>
+        <w:t xml:space="preserve">; if it opens empty, re-open the file from the</w:t>
+      </w:r>
+      <w:r>
+        <w:t xml:space="preserve"> </w:t>
+      </w:r>
+      <w:r>
+        <w:rPr>
+          <w:rStyle w:val="VerbatimChar"/>
+        </w:rPr>
+        <w:t xml:space="preserve">pcaps/</w:t>
+      </w:r>
+      <w:r>
+        <w:t xml:space="preserve"> </w:t>
+      </w:r>
+      <w:r>
+        <w:t xml:space="preserve">folder.</w:t>
+      </w:r>
+    </w:p>
+    <w:p>
+      <w:pPr>
+        <w:numPr>
+          <w:ilvl w:val="0"/>
+          <w:numId w:val="1010"/>
+        </w:numPr>
+        <w:pStyle w:val="Compact"/>
+      </w:pPr>
+      <w:r>
+        <w:rPr>
+          <w:bCs/>
+          <w:b/>
+        </w:rPr>
+        <w:t xml:space="preserve">Do · Click</w:t>
+      </w:r>
+      <w:r>
+        <w:t xml:space="preserve"> </w:t>
+      </w:r>
+      <w:r>
+        <w:t xml:space="preserve">— In Wireshark’s green display-filter bar, type</w:t>
+      </w:r>
+      <w:r>
+        <w:t xml:space="preserve"> </w:t>
+      </w:r>
+      <w:r>
+        <w:rPr>
+          <w:rStyle w:val="VerbatimChar"/>
+        </w:rPr>
+        <w:t xml:space="preserve">dnp3.al.func in {3,4,5}</w:t>
+      </w:r>
+      <w:r>
+        <w:t xml:space="preserve"> </w:t>
+      </w:r>
+      <w:r>
+        <w:t xml:space="preserve">and press Enter to isolate every control frame.</w:t>
+      </w:r>
+    </w:p>
+    <w:p>
+      <w:pPr>
+        <w:numPr>
+          <w:ilvl w:val="0"/>
+          <w:numId w:val="1010"/>
+        </w:numPr>
+        <w:pStyle w:val="Compact"/>
+      </w:pPr>
+      <w:r>
+        <w:rPr>
+          <w:bCs/>
+          <w:b/>
+        </w:rPr>
+        <w:t xml:space="preserve">Check —</w:t>
+      </w:r>
+      <w:r>
+        <w:t xml:space="preserve"> </w:t>
+      </w:r>
+      <w:r>
+        <w:t xml:space="preserve">exactly three frames remain — 16 (SELECT), 20 (OPERATE), and 27 (DIRECT OPERATE); if you see none, re-check the filter spelling (the braces and the spaces matter).</w:t>
       </w:r>
     </w:p>
     <w:p>
@@ -6338,7 +6677,80 @@
         <w:pStyle w:val="Compact"/>
       </w:pPr>
       <w:r>
-        <w:t xml:space="preserve">Filter dnp3 and add columns for ip.src and dnp3.src (DNP3 link source).</w:t>
+        <w:rPr>
+          <w:bCs/>
+          <w:b/>
+        </w:rPr>
+        <w:t xml:space="preserve">Read.</w:t>
+      </w:r>
+      <w:r>
+        <w:t xml:space="preserve"> </w:t>
+      </w:r>
+      <w:r>
+        <w:t xml:space="preserve">Every DNP3 frame carries two</w:t>
+      </w:r>
+      <w:r>
+        <w:t xml:space="preserve"> </w:t>
+      </w:r>
+      <w:r>
+        <w:t xml:space="preserve">‘</w:t>
+      </w:r>
+      <w:r>
+        <w:t xml:space="preserve">from</w:t>
+      </w:r>
+      <w:r>
+        <w:t xml:space="preserve">’</w:t>
+      </w:r>
+      <w:r>
+        <w:t xml:space="preserve"> </w:t>
+      </w:r>
+      <w:r>
+        <w:t xml:space="preserve">identities: the network</w:t>
+      </w:r>
+      <w:r>
+        <w:t xml:space="preserve"> </w:t>
+      </w:r>
+      <w:r>
+        <w:rPr>
+          <w:rStyle w:val="VerbatimChar"/>
+        </w:rPr>
+        <w:t xml:space="preserve">ip.src</w:t>
+      </w:r>
+      <w:r>
+        <w:t xml:space="preserve"> </w:t>
+      </w:r>
+      <w:r>
+        <w:t xml:space="preserve">and the 16-bit DNP3 link address</w:t>
+      </w:r>
+      <w:r>
+        <w:t xml:space="preserve"> </w:t>
+      </w:r>
+      <w:r>
+        <w:rPr>
+          <w:rStyle w:val="VerbatimChar"/>
+        </w:rPr>
+        <w:t xml:space="preserve">dnp3.src</w:t>
+      </w:r>
+      <w:r>
+        <w:t xml:space="preserve"> </w:t>
+      </w:r>
+      <w:r>
+        <w:t xml:space="preserve">inside the data-link header. On honest traffic they agree. The attacker can forge the link address freely — it is just a number written into the frame — but forging it while leaving the real</w:t>
+      </w:r>
+      <w:r>
+        <w:t xml:space="preserve"> </w:t>
+      </w:r>
+      <w:r>
+        <w:rPr>
+          <w:rStyle w:val="VerbatimChar"/>
+        </w:rPr>
+        <w:t xml:space="preserve">ip.src</w:t>
+      </w:r>
+      <w:r>
+        <w:t xml:space="preserve"> </w:t>
+      </w:r>
+      <w:r>
+        <w:t xml:space="preserve">in place is exactly the contradiction that gives the injection away.</w:t>
       </w:r>
     </w:p>
     <w:p>
@@ -6350,12 +6762,273 @@
         <w:pStyle w:val="Compact"/>
       </w:pPr>
       <w:r>
-        <w:t xml:space="preserve">Compare the IP source and the DNP3 link source for every control frame.</w:t>
+        <w:rPr>
+          <w:bCs/>
+          <w:b/>
+        </w:rPr>
+        <w:t xml:space="preserve">Do · Click</w:t>
+      </w:r>
+      <w:r>
+        <w:t xml:space="preserve"> </w:t>
+      </w:r>
+      <w:r>
+        <w:t xml:space="preserve">— In Wireshark, click a DNP3 frame, right-click the</w:t>
+      </w:r>
+      <w:r>
+        <w:t xml:space="preserve"> </w:t>
+      </w:r>
+      <w:r>
+        <w:rPr>
+          <w:rStyle w:val="VerbatimChar"/>
+        </w:rPr>
+        <w:t xml:space="preserve">ip.src</w:t>
+      </w:r>
+      <w:r>
+        <w:t xml:space="preserve"> </w:t>
+      </w:r>
+      <w:r>
+        <w:t xml:space="preserve">field in the detail pane, and choose</w:t>
+      </w:r>
+      <w:r>
+        <w:t xml:space="preserve"> </w:t>
+      </w:r>
+      <w:r>
+        <w:rPr>
+          <w:bCs/>
+          <w:b/>
+        </w:rPr>
+        <w:t xml:space="preserve">Apply as Column</w:t>
+      </w:r>
+      <w:r>
+        <w:t xml:space="preserve">; repeat for the DNP3 link source</w:t>
+      </w:r>
+      <w:r>
+        <w:t xml:space="preserve"> </w:t>
+      </w:r>
+      <w:r>
+        <w:rPr>
+          <w:rStyle w:val="VerbatimChar"/>
+        </w:rPr>
+        <w:t xml:space="preserve">dnp3.src</w:t>
+      </w:r>
+      <w:r>
+        <w:t xml:space="preserve">.</w:t>
+      </w:r>
+    </w:p>
+    <w:p>
+      <w:pPr>
+        <w:numPr>
+          <w:ilvl w:val="0"/>
+          <w:numId w:val="1011"/>
+        </w:numPr>
+        <w:pStyle w:val="Compact"/>
+      </w:pPr>
+      <w:r>
+        <w:rPr>
+          <w:bCs/>
+          <w:b/>
+        </w:rPr>
+        <w:t xml:space="preserve">Check —</w:t>
+      </w:r>
+      <w:r>
+        <w:t xml:space="preserve"> </w:t>
+      </w:r>
+      <w:r>
+        <w:t xml:space="preserve">two new columns,</w:t>
+      </w:r>
+      <w:r>
+        <w:t xml:space="preserve"> </w:t>
+      </w:r>
+      <w:r>
+        <w:rPr>
+          <w:rStyle w:val="VerbatimChar"/>
+        </w:rPr>
+        <w:t xml:space="preserve">ip.src</w:t>
+      </w:r>
+      <w:r>
+        <w:t xml:space="preserve"> </w:t>
+      </w:r>
+      <w:r>
+        <w:t xml:space="preserve">and</w:t>
+      </w:r>
+      <w:r>
+        <w:t xml:space="preserve"> </w:t>
+      </w:r>
+      <w:r>
+        <w:rPr>
+          <w:rStyle w:val="VerbatimChar"/>
+        </w:rPr>
+        <w:t xml:space="preserve">dnp3.src</w:t>
+      </w:r>
+      <w:r>
+        <w:t xml:space="preserve">, appear in the packet list; if</w:t>
+      </w:r>
+      <w:r>
+        <w:t xml:space="preserve"> </w:t>
+      </w:r>
+      <w:r>
+        <w:rPr>
+          <w:rStyle w:val="VerbatimChar"/>
+        </w:rPr>
+        <w:t xml:space="preserve">dnp3.src</w:t>
+      </w:r>
+      <w:r>
+        <w:t xml:space="preserve"> </w:t>
+      </w:r>
+      <w:r>
+        <w:t xml:space="preserve">is missing, click a DNP3 frame first so the field exists to apply.</w:t>
+      </w:r>
+    </w:p>
+    <w:p>
+      <w:pPr>
+        <w:numPr>
+          <w:ilvl w:val="0"/>
+          <w:numId w:val="1011"/>
+        </w:numPr>
+        <w:pStyle w:val="Compact"/>
+      </w:pPr>
+      <w:r>
+        <w:rPr>
+          <w:bCs/>
+          <w:b/>
+        </w:rPr>
+        <w:t xml:space="preserve">Do · Type</w:t>
+      </w:r>
+      <w:r>
+        <w:t xml:space="preserve"> </w:t>
+      </w:r>
+      <w:r>
+        <w:t xml:space="preserve">— Read both fields for every control straight from the terminal:</w:t>
+      </w:r>
+    </w:p>
+    <w:p>
+      <w:pPr>
+        <w:pStyle w:val="SourceCode"/>
+      </w:pPr>
+      <w:r>
+        <w:rPr>
+          <w:rStyle w:val="VerbatimChar"/>
+        </w:rPr>
+        <w:t xml:space="preserve">tshark -r pcaps/dnp3_substation.pcap -Y "dnp3.al.func in {3,4,5}" -T fields -e frame.number -e ip.src -e dnp3.src -e dnp3.ctl.trip -e dnp3.ctl.op</w:t>
       </w:r>
     </w:p>
     <w:p>
       <w:pPr>
         <w:pStyle w:val="FirstParagraph"/>
+      </w:pPr>
+      <w:r>
+        <w:t xml:space="preserve">— or just type</w:t>
+      </w:r>
+      <w:r>
+        <w:t xml:space="preserve"> </w:t>
+      </w:r>
+      <w:r>
+        <w:rPr>
+          <w:rStyle w:val="VerbatimChar"/>
+        </w:rPr>
+        <w:t xml:space="preserve">l3c</w:t>
+      </w:r>
+      <w:r>
+        <w:t xml:space="preserve">.</w:t>
+      </w:r>
+      <w:r>
+        <w:t xml:space="preserve"> </w:t>
+      </w:r>
+      <w:r>
+        <w:t xml:space="preserve">5.</w:t>
+      </w:r>
+      <w:r>
+        <w:t xml:space="preserve"> </w:t>
+      </w:r>
+      <w:r>
+        <w:rPr>
+          <w:bCs/>
+          <w:b/>
+        </w:rPr>
+        <w:t xml:space="preserve">Check —</w:t>
+      </w:r>
+      <w:r>
+        <w:t xml:space="preserve"> </w:t>
+      </w:r>
+      <w:r>
+        <w:t xml:space="preserve">frames 16 and 20 show</w:t>
+      </w:r>
+      <w:r>
+        <w:t xml:space="preserve"> </w:t>
+      </w:r>
+      <w:r>
+        <w:rPr>
+          <w:rStyle w:val="VerbatimChar"/>
+        </w:rPr>
+        <w:t xml:space="preserve">ip.src</w:t>
+      </w:r>
+      <w:r>
+        <w:t xml:space="preserve"> </w:t>
+      </w:r>
+      <w:r>
+        <w:t xml:space="preserve">10.20.0.5 with</w:t>
+      </w:r>
+      <w:r>
+        <w:t xml:space="preserve"> </w:t>
+      </w:r>
+      <w:r>
+        <w:rPr>
+          <w:rStyle w:val="VerbatimChar"/>
+        </w:rPr>
+        <w:t xml:space="preserve">dnp3.src</w:t>
+      </w:r>
+      <w:r>
+        <w:t xml:space="preserve"> </w:t>
+      </w:r>
+      <w:r>
+        <w:t xml:space="preserve">100 (they agree — the real master), while frame 27 shows</w:t>
+      </w:r>
+      <w:r>
+        <w:t xml:space="preserve"> </w:t>
+      </w:r>
+      <w:r>
+        <w:rPr>
+          <w:rStyle w:val="VerbatimChar"/>
+        </w:rPr>
+        <w:t xml:space="preserve">ip.src</w:t>
+      </w:r>
+      <w:r>
+        <w:t xml:space="preserve"> </w:t>
+      </w:r>
+      <w:r>
+        <w:t xml:space="preserve">10.20.0.66 with</w:t>
+      </w:r>
+      <w:r>
+        <w:t xml:space="preserve"> </w:t>
+      </w:r>
+      <w:r>
+        <w:rPr>
+          <w:rStyle w:val="VerbatimChar"/>
+        </w:rPr>
+        <w:t xml:space="preserve">dnp3.src</w:t>
+      </w:r>
+      <w:r>
+        <w:t xml:space="preserve"> </w:t>
+      </w:r>
+      <w:r>
+        <w:t xml:space="preserve">100 (they disagree — the forgery); if the command errors, re-check the quoting, and if the pcap is missing run</w:t>
+      </w:r>
+      <w:r>
+        <w:t xml:space="preserve"> </w:t>
+      </w:r>
+      <w:r>
+        <w:rPr>
+          <w:rStyle w:val="VerbatimChar"/>
+        </w:rPr>
+        <w:t xml:space="preserve">lab reset</w:t>
+      </w:r>
+      <w:r>
+        <w:t xml:space="preserve">.</w:t>
+      </w:r>
+    </w:p>
+    <w:p>
+      <w:pPr>
+        <w:pStyle w:val="BodyText"/>
       </w:pPr>
       <w:r>
         <w:rPr>
@@ -6408,7 +7081,32 @@
         <w:pStyle w:val="Compact"/>
       </w:pPr>
       <w:r>
-        <w:t xml:space="preserve">In the lab container run: zeek -C -r /pcaps/dnp3_substation.pcap icsnpp-dnp3</w:t>
+        <w:rPr>
+          <w:bCs/>
+          <w:b/>
+        </w:rPr>
+        <w:t xml:space="preserve">Read.</w:t>
+      </w:r>
+      <w:r>
+        <w:t xml:space="preserve"> </w:t>
+      </w:r>
+      <w:r>
+        <w:t xml:space="preserve">A packet capture is evidence; a log is something you can alert on. Zeek with CISA’s ICSNPP DNP3 parser replays the pcap and emits structured logs —</w:t>
+      </w:r>
+      <w:r>
+        <w:t xml:space="preserve"> </w:t>
+      </w:r>
+      <w:r>
+        <w:rPr>
+          <w:rStyle w:val="VerbatimChar"/>
+        </w:rPr>
+        <w:t xml:space="preserve">dnp3_control.log</w:t>
+      </w:r>
+      <w:r>
+        <w:t xml:space="preserve"> </w:t>
+      </w:r>
+      <w:r>
+        <w:t xml:space="preserve">records every control with its operation and status, so an unauthorized TRIP becomes one greppable line instead of a frame you had to spot by eye.</w:t>
       </w:r>
     </w:p>
     <w:p>
@@ -6420,86 +7118,28 @@
         <w:pStyle w:val="Compact"/>
       </w:pPr>
       <w:r>
-        <w:t xml:space="preserve">Open dnp3_control.log and dnp3_objects.log.</w:t>
-      </w:r>
-    </w:p>
-    <w:p>
-      <w:pPr>
-        <w:pStyle w:val="FirstParagraph"/>
-      </w:pPr>
-      <w:r>
-        <w:rPr>
-          <w:bCs/>
-          <w:b/>
-        </w:rPr>
-        <w:t xml:space="preserve">Question.</w:t>
-      </w:r>
-      <w:r>
-        <w:t xml:space="preserve"> </w:t>
-      </w:r>
-      <w:r>
-        <w:t xml:space="preserve">Which single log line is your best alert for the attack, and what field makes it detectable?</w:t>
-      </w:r>
-    </w:p>
-    <w:p>
-      <w:pPr>
-        <w:pStyle w:val="BodyText"/>
-      </w:pPr>
-      <w:r>
-        <w:rPr>
-          <w:bCs/>
-          <w:b/>
-        </w:rPr>
-        <w:t xml:space="preserve">Answer.</w:t>
-      </w:r>
-      <w:r>
-        <w:t xml:space="preserve"> </w:t>
-      </w:r>
-      <w:r>
-        <w:t xml:space="preserve">The dnp3_control.log line</w:t>
-      </w:r>
-      <w:r>
-        <w:t xml:space="preserve"> </w:t>
-      </w:r>
-      <w:r>
-        <w:t xml:space="preserve">‘</w:t>
-      </w:r>
-      <w:r>
-        <w:t xml:space="preserve">DIRECT_OPERATE … Trip … Success</w:t>
-      </w:r>
-      <w:r>
-        <w:t xml:space="preserve">’</w:t>
-      </w:r>
-      <w:r>
-        <w:t xml:space="preserve"> </w:t>
-      </w:r>
-      <w:r>
-        <w:t xml:space="preserve">whose source_h is 10.20.0.66. But note that works here only because the attacker kept its real IP while forging the DNP3 link address; a smarter attacker who also spoofs the master’s IP (or hijacks its TCP session) defeats a source-IP rule. The durable detection keys on an invariant — a control with no preceding SELECT, from an unexpected session, or off the master’s baseline cadence (see</w:t>
-      </w:r>
-      <w:r>
-        <w:t xml:space="preserve"> </w:t>
-      </w:r>
-      <w:r>
-        <w:t xml:space="preserve">‘</w:t>
-      </w:r>
-      <w:r>
-        <w:t xml:space="preserve">Detection under adversarial and operational reality</w:t>
-      </w:r>
-      <w:r>
-        <w:t xml:space="preserve">’</w:t>
-      </w:r>
-      <w:r>
-        <w:t xml:space="preserve">).</w:t>
-      </w:r>
-    </w:p>
-    <w:bookmarkEnd w:id="56"/>
-    <w:bookmarkStart w:id="57" w:name="exercise-4.-design-the-control"/>
-    <w:p>
-      <w:pPr>
-        <w:pStyle w:val="Heading3"/>
-      </w:pPr>
-      <w:r>
-        <w:t xml:space="preserve">Exercise 4. Design the control</w:t>
+        <w:rPr>
+          <w:bCs/>
+          <w:b/>
+        </w:rPr>
+        <w:t xml:space="preserve">Do · Type</w:t>
+      </w:r>
+      <w:r>
+        <w:t xml:space="preserve"> </w:t>
+      </w:r>
+      <w:r>
+        <w:t xml:space="preserve">— Inside the lab container, replay the capture through Zeek + the ICSNPP parser:</w:t>
+      </w:r>
+    </w:p>
+    <w:p>
+      <w:pPr>
+        <w:pStyle w:val="SourceCode"/>
+      </w:pPr>
+      <w:r>
+        <w:rPr>
+          <w:rStyle w:val="VerbatimChar"/>
+        </w:rPr>
+        <w:t xml:space="preserve">zeek -C -r pcaps/dnp3_substation.pcap icsnpp-dnp3</w:t>
       </w:r>
     </w:p>
     <w:p>
@@ -6511,7 +7151,71 @@
         <w:pStyle w:val="Compact"/>
       </w:pPr>
       <w:r>
-        <w:t xml:space="preserve">Re-read security findings D1 and D3.</w:t>
+        <w:rPr>
+          <w:bCs/>
+          <w:b/>
+        </w:rPr>
+        <w:t xml:space="preserve">Check —</w:t>
+      </w:r>
+      <w:r>
+        <w:t xml:space="preserve"> </w:t>
+      </w:r>
+      <w:r>
+        <w:t xml:space="preserve">Zeek exits without error and writes</w:t>
+      </w:r>
+      <w:r>
+        <w:t xml:space="preserve"> </w:t>
+      </w:r>
+      <w:r>
+        <w:rPr>
+          <w:rStyle w:val="VerbatimChar"/>
+        </w:rPr>
+        <w:t xml:space="preserve">dnp3.log</w:t>
+      </w:r>
+      <w:r>
+        <w:t xml:space="preserve">,</w:t>
+      </w:r>
+      <w:r>
+        <w:t xml:space="preserve"> </w:t>
+      </w:r>
+      <w:r>
+        <w:rPr>
+          <w:rStyle w:val="VerbatimChar"/>
+        </w:rPr>
+        <w:t xml:space="preserve">dnp3_control.log</w:t>
+      </w:r>
+      <w:r>
+        <w:t xml:space="preserve">, and</w:t>
+      </w:r>
+      <w:r>
+        <w:t xml:space="preserve"> </w:t>
+      </w:r>
+      <w:r>
+        <w:rPr>
+          <w:rStyle w:val="VerbatimChar"/>
+        </w:rPr>
+        <w:t xml:space="preserve">dnp3_objects.log</w:t>
+      </w:r>
+      <w:r>
+        <w:t xml:space="preserve"> </w:t>
+      </w:r>
+      <w:r>
+        <w:t xml:space="preserve">into the working directory; if the parser is not found or the run errors, run</w:t>
+      </w:r>
+      <w:r>
+        <w:t xml:space="preserve"> </w:t>
+      </w:r>
+      <w:r>
+        <w:rPr>
+          <w:rStyle w:val="VerbatimChar"/>
+        </w:rPr>
+        <w:t xml:space="preserve">lab reset</w:t>
+      </w:r>
+      <w:r>
+        <w:t xml:space="preserve"> </w:t>
+      </w:r>
+      <w:r>
+        <w:t xml:space="preserve">and retry inside the lab container.</w:t>
       </w:r>
     </w:p>
     <w:p>
@@ -6523,7 +7227,333 @@
         <w:pStyle w:val="Compact"/>
       </w:pPr>
       <w:r>
-        <w:t xml:space="preserve">Given a substation you cannot re-flash to add DNP3-SA tomorrow, list compensating controls you can deploy this week.</w:t>
+        <w:rPr>
+          <w:bCs/>
+          <w:b/>
+        </w:rPr>
+        <w:t xml:space="preserve">Do · Type</w:t>
+      </w:r>
+      <w:r>
+        <w:t xml:space="preserve"> </w:t>
+      </w:r>
+      <w:r>
+        <w:t xml:space="preserve">— Read the control log:</w:t>
+      </w:r>
+    </w:p>
+    <w:p>
+      <w:pPr>
+        <w:pStyle w:val="SourceCode"/>
+      </w:pPr>
+      <w:r>
+        <w:rPr>
+          <w:rStyle w:val="VerbatimChar"/>
+        </w:rPr>
+        <w:t xml:space="preserve">cat dnp3_control.log</w:t>
+      </w:r>
+    </w:p>
+    <w:p>
+      <w:pPr>
+        <w:numPr>
+          <w:ilvl w:val="0"/>
+          <w:numId w:val="1014"/>
+        </w:numPr>
+        <w:pStyle w:val="Compact"/>
+      </w:pPr>
+      <w:r>
+        <w:rPr>
+          <w:bCs/>
+          <w:b/>
+        </w:rPr>
+        <w:t xml:space="preserve">Check —</w:t>
+      </w:r>
+      <w:r>
+        <w:t xml:space="preserve"> </w:t>
+      </w:r>
+      <w:r>
+        <w:t xml:space="preserve">you see a</w:t>
+      </w:r>
+      <w:r>
+        <w:t xml:space="preserve"> </w:t>
+      </w:r>
+      <w:r>
+        <w:rPr>
+          <w:rStyle w:val="VerbatimChar"/>
+        </w:rPr>
+        <w:t xml:space="preserve">DIRECT_OPERATE</w:t>
+      </w:r>
+      <w:r>
+        <w:t xml:space="preserve"> </w:t>
+      </w:r>
+      <w:r>
+        <w:t xml:space="preserve">/</w:t>
+      </w:r>
+      <w:r>
+        <w:t xml:space="preserve"> </w:t>
+      </w:r>
+      <w:r>
+        <w:rPr>
+          <w:rStyle w:val="VerbatimChar"/>
+        </w:rPr>
+        <w:t xml:space="preserve">Trip</w:t>
+      </w:r>
+      <w:r>
+        <w:t xml:space="preserve"> </w:t>
+      </w:r>
+      <w:r>
+        <w:t xml:space="preserve">/</w:t>
+      </w:r>
+      <w:r>
+        <w:t xml:space="preserve"> </w:t>
+      </w:r>
+      <w:r>
+        <w:rPr>
+          <w:rStyle w:val="VerbatimChar"/>
+        </w:rPr>
+        <w:t xml:space="preserve">Success</w:t>
+      </w:r>
+      <w:r>
+        <w:t xml:space="preserve"> </w:t>
+      </w:r>
+      <w:r>
+        <w:t xml:space="preserve">row whose source host is 10.20.0.66; if the file is empty, the Zeek run above did not complete — re-run it.</w:t>
+      </w:r>
+    </w:p>
+    <w:p>
+      <w:pPr>
+        <w:pStyle w:val="FirstParagraph"/>
+      </w:pPr>
+      <w:r>
+        <w:rPr>
+          <w:bCs/>
+          <w:b/>
+        </w:rPr>
+        <w:t xml:space="preserve">Question.</w:t>
+      </w:r>
+      <w:r>
+        <w:t xml:space="preserve"> </w:t>
+      </w:r>
+      <w:r>
+        <w:t xml:space="preserve">Which single log line is your best alert for the attack, and what field makes it detectable?</w:t>
+      </w:r>
+    </w:p>
+    <w:p>
+      <w:pPr>
+        <w:pStyle w:val="BodyText"/>
+      </w:pPr>
+      <w:r>
+        <w:rPr>
+          <w:bCs/>
+          <w:b/>
+        </w:rPr>
+        <w:t xml:space="preserve">Answer.</w:t>
+      </w:r>
+      <w:r>
+        <w:t xml:space="preserve"> </w:t>
+      </w:r>
+      <w:r>
+        <w:t xml:space="preserve">The dnp3_control.log line</w:t>
+      </w:r>
+      <w:r>
+        <w:t xml:space="preserve"> </w:t>
+      </w:r>
+      <w:r>
+        <w:t xml:space="preserve">‘</w:t>
+      </w:r>
+      <w:r>
+        <w:t xml:space="preserve">DIRECT_OPERATE … Trip … Success</w:t>
+      </w:r>
+      <w:r>
+        <w:t xml:space="preserve">’</w:t>
+      </w:r>
+      <w:r>
+        <w:t xml:space="preserve"> </w:t>
+      </w:r>
+      <w:r>
+        <w:t xml:space="preserve">whose source_h is 10.20.0.66. But note that works here only because the attacker kept its real IP while forging the DNP3 link address; a smarter attacker who also spoofs the master’s IP (or hijacks its TCP session) defeats a source-IP rule. The durable detection keys on an invariant — a control with no preceding SELECT, from an unexpected session, or off the master’s baseline cadence (see</w:t>
+      </w:r>
+      <w:r>
+        <w:t xml:space="preserve"> </w:t>
+      </w:r>
+      <w:r>
+        <w:t xml:space="preserve">‘</w:t>
+      </w:r>
+      <w:r>
+        <w:t xml:space="preserve">Detection under adversarial and operational reality</w:t>
+      </w:r>
+      <w:r>
+        <w:t xml:space="preserve">’</w:t>
+      </w:r>
+      <w:r>
+        <w:t xml:space="preserve">).</w:t>
+      </w:r>
+    </w:p>
+    <w:bookmarkEnd w:id="56"/>
+    <w:bookmarkStart w:id="57" w:name="exercise-4.-design-the-control"/>
+    <w:p>
+      <w:pPr>
+        <w:pStyle w:val="Heading3"/>
+      </w:pPr>
+      <w:r>
+        <w:t xml:space="preserve">Exercise 4. Design the control</w:t>
+      </w:r>
+    </w:p>
+    <w:p>
+      <w:pPr>
+        <w:numPr>
+          <w:ilvl w:val="0"/>
+          <w:numId w:val="1015"/>
+        </w:numPr>
+        <w:pStyle w:val="Compact"/>
+      </w:pPr>
+      <w:r>
+        <w:rPr>
+          <w:bCs/>
+          <w:b/>
+        </w:rPr>
+        <w:t xml:space="preserve">Read.</w:t>
+      </w:r>
+      <w:r>
+        <w:t xml:space="preserve"> </w:t>
+      </w:r>
+      <w:r>
+        <w:t xml:space="preserve">Not every fix is firmware. Security finding</w:t>
+      </w:r>
+      <w:r>
+        <w:t xml:space="preserve"> </w:t>
+      </w:r>
+      <w:r>
+        <w:rPr>
+          <w:bCs/>
+          <w:b/>
+        </w:rPr>
+        <w:t xml:space="preserve">D1</w:t>
+      </w:r>
+      <w:r>
+        <w:t xml:space="preserve"> </w:t>
+      </w:r>
+      <w:r>
+        <w:t xml:space="preserve">(no authentication on controls) and</w:t>
+      </w:r>
+      <w:r>
+        <w:t xml:space="preserve"> </w:t>
+      </w:r>
+      <w:r>
+        <w:rPr>
+          <w:bCs/>
+          <w:b/>
+        </w:rPr>
+        <w:t xml:space="preserve">D3</w:t>
+      </w:r>
+      <w:r>
+        <w:t xml:space="preserve"> </w:t>
+      </w:r>
+      <w:r>
+        <w:t xml:space="preserve">(source spoofing / command injection) both point at frame 27, but the durable fix — DNP3 Secure Authentication — needs an outstation you can re-flash. This exercise is to name the controls you can deploy</w:t>
+      </w:r>
+      <w:r>
+        <w:t xml:space="preserve"> </w:t>
+      </w:r>
+      <w:r>
+        <w:rPr>
+          <w:iCs/>
+          <w:i/>
+        </w:rPr>
+        <w:t xml:space="preserve">this week</w:t>
+      </w:r>
+      <w:r>
+        <w:t xml:space="preserve"> </w:t>
+      </w:r>
+      <w:r>
+        <w:t xml:space="preserve">on hardware you cannot change.</w:t>
+      </w:r>
+    </w:p>
+    <w:p>
+      <w:pPr>
+        <w:numPr>
+          <w:ilvl w:val="0"/>
+          <w:numId w:val="1015"/>
+        </w:numPr>
+        <w:pStyle w:val="Compact"/>
+      </w:pPr>
+      <w:r>
+        <w:rPr>
+          <w:bCs/>
+          <w:b/>
+        </w:rPr>
+        <w:t xml:space="preserve">Do · Click</w:t>
+      </w:r>
+      <w:r>
+        <w:t xml:space="preserve"> </w:t>
+      </w:r>
+      <w:r>
+        <w:t xml:space="preserve">— Open the module’s</w:t>
+      </w:r>
+      <w:r>
+        <w:t xml:space="preserve"> </w:t>
+      </w:r>
+      <w:r>
+        <w:rPr>
+          <w:bCs/>
+          <w:b/>
+        </w:rPr>
+        <w:t xml:space="preserve">Security &amp; Controls</w:t>
+      </w:r>
+      <w:r>
+        <w:t xml:space="preserve"> </w:t>
+      </w:r>
+      <w:r>
+        <w:t xml:space="preserve">tab and re-read findings</w:t>
+      </w:r>
+      <w:r>
+        <w:t xml:space="preserve"> </w:t>
+      </w:r>
+      <w:r>
+        <w:rPr>
+          <w:bCs/>
+          <w:b/>
+        </w:rPr>
+        <w:t xml:space="preserve">D1</w:t>
+      </w:r>
+      <w:r>
+        <w:t xml:space="preserve"> </w:t>
+      </w:r>
+      <w:r>
+        <w:t xml:space="preserve">and</w:t>
+      </w:r>
+      <w:r>
+        <w:t xml:space="preserve"> </w:t>
+      </w:r>
+      <w:r>
+        <w:rPr>
+          <w:bCs/>
+          <w:b/>
+        </w:rPr>
+        <w:t xml:space="preserve">D3</w:t>
+      </w:r>
+      <w:r>
+        <w:t xml:space="preserve">, reading the Control line under each.</w:t>
+      </w:r>
+    </w:p>
+    <w:p>
+      <w:pPr>
+        <w:numPr>
+          <w:ilvl w:val="0"/>
+          <w:numId w:val="1015"/>
+        </w:numPr>
+        <w:pStyle w:val="Compact"/>
+      </w:pPr>
+      <w:r>
+        <w:rPr>
+          <w:bCs/>
+          <w:b/>
+        </w:rPr>
+        <w:t xml:space="preserve">Check —</w:t>
+      </w:r>
+      <w:r>
+        <w:t xml:space="preserve"> </w:t>
+      </w:r>
+      <w:r>
+        <w:t xml:space="preserve">you can point to at least one compensating control in each finding that does not require changing outstation firmware (an OT-firewall source allow-list on TCP/20000; segmentation or a data diode; a Zeek+ICSNPP sensor keyed on non-master sources); if the tab shows no Control line, reload the module page.</w:t>
       </w:r>
     </w:p>
     <w:p>
@@ -7450,7 +8480,7 @@
       <w:pPr>
         <w:numPr>
           <w:ilvl w:val="0"/>
-          <w:numId w:val="1014"/>
+          <w:numId w:val="1016"/>
         </w:numPr>
         <w:pStyle w:val="Compact"/>
       </w:pPr>
@@ -7503,7 +8533,7 @@
       <w:pPr>
         <w:numPr>
           <w:ilvl w:val="0"/>
-          <w:numId w:val="1014"/>
+          <w:numId w:val="1016"/>
         </w:numPr>
         <w:pStyle w:val="Compact"/>
       </w:pPr>
@@ -7520,7 +8550,7 @@
       <w:pPr>
         <w:numPr>
           <w:ilvl w:val="0"/>
-          <w:numId w:val="1014"/>
+          <w:numId w:val="1016"/>
         </w:numPr>
         <w:pStyle w:val="Compact"/>
       </w:pPr>
@@ -7537,7 +8567,7 @@
       <w:pPr>
         <w:numPr>
           <w:ilvl w:val="0"/>
-          <w:numId w:val="1014"/>
+          <w:numId w:val="1016"/>
         </w:numPr>
         <w:pStyle w:val="Compact"/>
       </w:pPr>
@@ -7554,7 +8584,7 @@
       <w:pPr>
         <w:numPr>
           <w:ilvl w:val="0"/>
-          <w:numId w:val="1014"/>
+          <w:numId w:val="1016"/>
         </w:numPr>
         <w:pStyle w:val="Compact"/>
       </w:pPr>
@@ -7571,7 +8601,7 @@
       <w:pPr>
         <w:numPr>
           <w:ilvl w:val="0"/>
-          <w:numId w:val="1014"/>
+          <w:numId w:val="1016"/>
         </w:numPr>
         <w:pStyle w:val="Compact"/>
       </w:pPr>
@@ -7588,7 +8618,7 @@
       <w:pPr>
         <w:numPr>
           <w:ilvl w:val="0"/>
-          <w:numId w:val="1014"/>
+          <w:numId w:val="1016"/>
         </w:numPr>
         <w:pStyle w:val="Compact"/>
       </w:pPr>
@@ -7605,7 +8635,7 @@
       <w:pPr>
         <w:numPr>
           <w:ilvl w:val="0"/>
-          <w:numId w:val="1014"/>
+          <w:numId w:val="1016"/>
         </w:numPr>
         <w:pStyle w:val="Compact"/>
       </w:pPr>
@@ -7622,7 +8652,7 @@
       <w:pPr>
         <w:numPr>
           <w:ilvl w:val="0"/>
-          <w:numId w:val="1014"/>
+          <w:numId w:val="1016"/>
         </w:numPr>
         <w:pStyle w:val="Compact"/>
       </w:pPr>
@@ -7639,7 +8669,7 @@
       <w:pPr>
         <w:numPr>
           <w:ilvl w:val="0"/>
-          <w:numId w:val="1014"/>
+          <w:numId w:val="1016"/>
         </w:numPr>
         <w:pStyle w:val="Compact"/>
       </w:pPr>
@@ -7913,6 +8943,176 @@
     </w:lvl>
     <w:lvl w:ilvl="8">
       <w:start w:val="1"/>
+      <w:numFmt w:val="decimal"/>
+      <w:lvlText w:val="%9."/>
+      <w:lvlJc w:val="left"/>
+      <w:pPr>
+        <w:ind w:left="6480" w:hanging="480"/>
+      </w:pPr>
+    </w:lvl>
+  </w:abstractNum>
+  <w:abstractNum w:abstractNumId="99413">
+    <w:nsid w:val="A99413"/>
+    <w:multiLevelType w:val="multilevel"/>
+    <w:lvl w:ilvl="0">
+      <w:start w:val="3"/>
+      <w:numFmt w:val="decimal"/>
+      <w:lvlText w:val="%1."/>
+      <w:lvlJc w:val="left"/>
+      <w:pPr>
+        <w:ind w:left="720" w:hanging="480"/>
+      </w:pPr>
+    </w:lvl>
+    <w:lvl w:ilvl="1">
+      <w:start w:val="3"/>
+      <w:numFmt w:val="decimal"/>
+      <w:lvlText w:val="%2."/>
+      <w:lvlJc w:val="left"/>
+      <w:pPr>
+        <w:ind w:left="1440" w:hanging="480"/>
+      </w:pPr>
+    </w:lvl>
+    <w:lvl w:ilvl="2">
+      <w:start w:val="3"/>
+      <w:numFmt w:val="decimal"/>
+      <w:lvlText w:val="%3."/>
+      <w:lvlJc w:val="left"/>
+      <w:pPr>
+        <w:ind w:left="2160" w:hanging="480"/>
+      </w:pPr>
+    </w:lvl>
+    <w:lvl w:ilvl="3">
+      <w:start w:val="3"/>
+      <w:numFmt w:val="decimal"/>
+      <w:lvlText w:val="%4."/>
+      <w:lvlJc w:val="left"/>
+      <w:pPr>
+        <w:ind w:left="2880" w:hanging="480"/>
+      </w:pPr>
+    </w:lvl>
+    <w:lvl w:ilvl="4">
+      <w:start w:val="3"/>
+      <w:numFmt w:val="decimal"/>
+      <w:lvlText w:val="%5."/>
+      <w:lvlJc w:val="left"/>
+      <w:pPr>
+        <w:ind w:left="3600" w:hanging="480"/>
+      </w:pPr>
+    </w:lvl>
+    <w:lvl w:ilvl="5">
+      <w:start w:val="3"/>
+      <w:numFmt w:val="decimal"/>
+      <w:lvlText w:val="%6."/>
+      <w:lvlJc w:val="left"/>
+      <w:pPr>
+        <w:ind w:left="4320" w:hanging="480"/>
+      </w:pPr>
+    </w:lvl>
+    <w:lvl w:ilvl="6">
+      <w:start w:val="3"/>
+      <w:numFmt w:val="decimal"/>
+      <w:lvlText w:val="%7."/>
+      <w:lvlJc w:val="left"/>
+      <w:pPr>
+        <w:ind w:left="5040" w:hanging="480"/>
+      </w:pPr>
+    </w:lvl>
+    <w:lvl w:ilvl="7">
+      <w:start w:val="3"/>
+      <w:numFmt w:val="decimal"/>
+      <w:lvlText w:val="%8."/>
+      <w:lvlJc w:val="left"/>
+      <w:pPr>
+        <w:ind w:left="5760" w:hanging="480"/>
+      </w:pPr>
+    </w:lvl>
+    <w:lvl w:ilvl="8">
+      <w:start w:val="3"/>
+      <w:numFmt w:val="decimal"/>
+      <w:lvlText w:val="%9."/>
+      <w:lvlJc w:val="left"/>
+      <w:pPr>
+        <w:ind w:left="6480" w:hanging="480"/>
+      </w:pPr>
+    </w:lvl>
+  </w:abstractNum>
+  <w:abstractNum w:abstractNumId="99415">
+    <w:nsid w:val="A99415"/>
+    <w:multiLevelType w:val="multilevel"/>
+    <w:lvl w:ilvl="0">
+      <w:start w:val="5"/>
+      <w:numFmt w:val="decimal"/>
+      <w:lvlText w:val="%1."/>
+      <w:lvlJc w:val="left"/>
+      <w:pPr>
+        <w:ind w:left="720" w:hanging="480"/>
+      </w:pPr>
+    </w:lvl>
+    <w:lvl w:ilvl="1">
+      <w:start w:val="5"/>
+      <w:numFmt w:val="decimal"/>
+      <w:lvlText w:val="%2."/>
+      <w:lvlJc w:val="left"/>
+      <w:pPr>
+        <w:ind w:left="1440" w:hanging="480"/>
+      </w:pPr>
+    </w:lvl>
+    <w:lvl w:ilvl="2">
+      <w:start w:val="5"/>
+      <w:numFmt w:val="decimal"/>
+      <w:lvlText w:val="%3."/>
+      <w:lvlJc w:val="left"/>
+      <w:pPr>
+        <w:ind w:left="2160" w:hanging="480"/>
+      </w:pPr>
+    </w:lvl>
+    <w:lvl w:ilvl="3">
+      <w:start w:val="5"/>
+      <w:numFmt w:val="decimal"/>
+      <w:lvlText w:val="%4."/>
+      <w:lvlJc w:val="left"/>
+      <w:pPr>
+        <w:ind w:left="2880" w:hanging="480"/>
+      </w:pPr>
+    </w:lvl>
+    <w:lvl w:ilvl="4">
+      <w:start w:val="5"/>
+      <w:numFmt w:val="decimal"/>
+      <w:lvlText w:val="%5."/>
+      <w:lvlJc w:val="left"/>
+      <w:pPr>
+        <w:ind w:left="3600" w:hanging="480"/>
+      </w:pPr>
+    </w:lvl>
+    <w:lvl w:ilvl="5">
+      <w:start w:val="5"/>
+      <w:numFmt w:val="decimal"/>
+      <w:lvlText w:val="%6."/>
+      <w:lvlJc w:val="left"/>
+      <w:pPr>
+        <w:ind w:left="4320" w:hanging="480"/>
+      </w:pPr>
+    </w:lvl>
+    <w:lvl w:ilvl="6">
+      <w:start w:val="5"/>
+      <w:numFmt w:val="decimal"/>
+      <w:lvlText w:val="%7."/>
+      <w:lvlJc w:val="left"/>
+      <w:pPr>
+        <w:ind w:left="5040" w:hanging="480"/>
+      </w:pPr>
+    </w:lvl>
+    <w:lvl w:ilvl="7">
+      <w:start w:val="5"/>
+      <w:numFmt w:val="decimal"/>
+      <w:lvlText w:val="%8."/>
+      <w:lvlJc w:val="left"/>
+      <w:pPr>
+        <w:ind w:left="5760" w:hanging="480"/>
+      </w:pPr>
+    </w:lvl>
+    <w:lvl w:ilvl="8">
+      <w:start w:val="5"/>
       <w:numFmt w:val="decimal"/>
       <w:lvlText w:val="%9."/>
       <w:lvlJc w:val="left"/>
@@ -8069,6 +9269,66 @@
     </w:lvlOverride>
   </w:num>
   <w:num w:numId="1013">
+    <w:abstractNumId w:val="99413"/>
+    <w:lvlOverride w:ilvl="0">
+      <w:startOverride w:val="3"/>
+    </w:lvlOverride>
+    <w:lvlOverride w:ilvl="1">
+      <w:startOverride w:val="3"/>
+    </w:lvlOverride>
+    <w:lvlOverride w:ilvl="2">
+      <w:startOverride w:val="3"/>
+    </w:lvlOverride>
+    <w:lvlOverride w:ilvl="3">
+      <w:startOverride w:val="3"/>
+    </w:lvlOverride>
+    <w:lvlOverride w:ilvl="4">
+      <w:startOverride w:val="3"/>
+    </w:lvlOverride>
+    <w:lvlOverride w:ilvl="5">
+      <w:startOverride w:val="3"/>
+    </w:lvlOverride>
+    <w:lvlOverride w:ilvl="6">
+      <w:startOverride w:val="3"/>
+    </w:lvlOverride>
+    <w:lvlOverride w:ilvl="7">
+      <w:startOverride w:val="3"/>
+    </w:lvlOverride>
+    <w:lvlOverride w:ilvl="8">
+      <w:startOverride w:val="3"/>
+    </w:lvlOverride>
+  </w:num>
+  <w:num w:numId="1014">
+    <w:abstractNumId w:val="99415"/>
+    <w:lvlOverride w:ilvl="0">
+      <w:startOverride w:val="5"/>
+    </w:lvlOverride>
+    <w:lvlOverride w:ilvl="1">
+      <w:startOverride w:val="5"/>
+    </w:lvlOverride>
+    <w:lvlOverride w:ilvl="2">
+      <w:startOverride w:val="5"/>
+    </w:lvlOverride>
+    <w:lvlOverride w:ilvl="3">
+      <w:startOverride w:val="5"/>
+    </w:lvlOverride>
+    <w:lvlOverride w:ilvl="4">
+      <w:startOverride w:val="5"/>
+    </w:lvlOverride>
+    <w:lvlOverride w:ilvl="5">
+      <w:startOverride w:val="5"/>
+    </w:lvlOverride>
+    <w:lvlOverride w:ilvl="6">
+      <w:startOverride w:val="5"/>
+    </w:lvlOverride>
+    <w:lvlOverride w:ilvl="7">
+      <w:startOverride w:val="5"/>
+    </w:lvlOverride>
+    <w:lvlOverride w:ilvl="8">
+      <w:startOverride w:val="5"/>
+    </w:lvlOverride>
+  </w:num>
+  <w:num w:numId="1015">
     <w:abstractNumId w:val="99411"/>
     <w:lvlOverride w:ilvl="0">
       <w:startOverride w:val="1"/>
@@ -8098,7 +9358,7 @@
       <w:startOverride w:val="1"/>
     </w:lvlOverride>
   </w:num>
-  <w:num w:numId="1014">
+  <w:num w:numId="1016">
     <w:abstractNumId w:val="991"/>
   </w:num>
 </w:numbering>
